--- a/week-7/cen429-week-7-ders-notu.docx
+++ b/week-7/cen429-week-7-ders-notu.docx
@@ -2,7 +2,7 @@
 <file path=word/document.xml><?xml version="1.0" encoding="utf-8"?>
 <w:document xmlns:w="http://schemas.openxmlformats.org/wordprocessingml/2006/main" xmlns:m="http://schemas.openxmlformats.org/officeDocument/2006/math" xmlns:r="http://schemas.openxmlformats.org/officeDocument/2006/relationships" xmlns:o="urn:schemas-microsoft-com:office:office" xmlns:v="urn:schemas-microsoft-com:vml" xmlns:w10="urn:schemas-microsoft-com:office:word" xmlns:a="http://schemas.openxmlformats.org/drawingml/2006/main" xmlns:pic="http://schemas.openxmlformats.org/drawingml/2006/picture" xmlns:wp="http://schemas.openxmlformats.org/drawingml/2006/wordprocessingDrawing">
   <w:body>
-    <w:bookmarkStart w:id="40" w:name="hafta-7-ara-proje-gösterimleri"/>
+    <w:bookmarkStart w:id="47" w:name="hafta-7-ara-proje-gösterimleri"/>
     <w:p>
       <w:pPr>
         <w:pStyle w:val="Heading1"/>
@@ -231,7 +231,7 @@
         </w:pict>
       </w:r>
     </w:p>
-    <w:bookmarkStart w:id="24" w:name="vize-kontrolü-neyi-ölçer"/>
+    <w:bookmarkStart w:id="30" w:name="vize-kontrolü-neyi-ölçer"/>
     <w:p>
       <w:pPr>
         <w:pStyle w:val="Heading2"/>
@@ -255,7 +255,7 @@
       <w:r>
         <w:drawing>
           <wp:inline>
-            <wp:extent cx="5759999" cy="2748610"/>
+            <wp:extent cx="5759999" cy="1170038"/>
             <wp:effectExtent b="0" l="0" r="0" t="0"/>
             <wp:docPr descr="Gösterim günü akışı" title="" id="21" name="Picture"/>
             <a:graphic>
@@ -276,7 +276,7 @@
                   <pic:spPr bwMode="auto">
                     <a:xfrm>
                       <a:off x="0" y="0"/>
-                      <a:ext cx="5759999" cy="2748610"/>
+                      <a:ext cx="5759999" cy="1170038"/>
                     </a:xfrm>
                     <a:prstGeom prst="rect">
                       <a:avLst/>
@@ -401,9 +401,28 @@
             <w:pPr>
               <w:pStyle w:val="Compact"/>
             </w:pPr>
-            <w:r>
-              <w:t xml:space="preserve">1, 2</w:t>
-            </w:r>
+            <w:hyperlink r:id="rId23">
+              <w:r>
+                <w:rPr>
+                  <w:rStyle w:val="Hyperlink"/>
+                </w:rPr>
+                <w:t xml:space="preserve">1</w:t>
+              </w:r>
+            </w:hyperlink>
+            <w:r>
+              <w:t xml:space="preserve">,</w:t>
+            </w:r>
+            <w:r>
+              <w:t xml:space="preserve"> </w:t>
+            </w:r>
+            <w:hyperlink r:id="rId24">
+              <w:r>
+                <w:rPr>
+                  <w:rStyle w:val="Hyperlink"/>
+                </w:rPr>
+                <w:t xml:space="preserve">2</w:t>
+              </w:r>
+            </w:hyperlink>
           </w:p>
         </w:tc>
       </w:tr>
@@ -451,9 +470,28 @@
             <w:pPr>
               <w:pStyle w:val="Compact"/>
             </w:pPr>
-            <w:r>
-              <w:t xml:space="preserve">1, 3</w:t>
-            </w:r>
+            <w:hyperlink r:id="rId23">
+              <w:r>
+                <w:rPr>
+                  <w:rStyle w:val="Hyperlink"/>
+                </w:rPr>
+                <w:t xml:space="preserve">1</w:t>
+              </w:r>
+            </w:hyperlink>
+            <w:r>
+              <w:t xml:space="preserve">,</w:t>
+            </w:r>
+            <w:r>
+              <w:t xml:space="preserve"> </w:t>
+            </w:r>
+            <w:hyperlink r:id="rId25">
+              <w:r>
+                <w:rPr>
+                  <w:rStyle w:val="Hyperlink"/>
+                </w:rPr>
+                <w:t xml:space="preserve">3</w:t>
+              </w:r>
+            </w:hyperlink>
           </w:p>
         </w:tc>
       </w:tr>
@@ -469,7 +507,7 @@
                 <w:b/>
                 <w:bCs/>
               </w:rPr>
-              <w:t xml:space="preserve">C/C++ kod sağlamlaştırma ve RASP</w:t>
+              <w:t xml:space="preserve">C/C++ kod sağlamlaştırma (hardening) ve RASP</w:t>
             </w:r>
           </w:p>
         </w:tc>
@@ -501,9 +539,28 @@
             <w:pPr>
               <w:pStyle w:val="Compact"/>
             </w:pPr>
-            <w:r>
-              <w:t xml:space="preserve">4, 6</w:t>
-            </w:r>
+            <w:hyperlink r:id="rId26">
+              <w:r>
+                <w:rPr>
+                  <w:rStyle w:val="Hyperlink"/>
+                </w:rPr>
+                <w:t xml:space="preserve">4</w:t>
+              </w:r>
+            </w:hyperlink>
+            <w:r>
+              <w:t xml:space="preserve">,</w:t>
+            </w:r>
+            <w:r>
+              <w:t xml:space="preserve"> </w:t>
+            </w:r>
+            <w:hyperlink r:id="rId27">
+              <w:r>
+                <w:rPr>
+                  <w:rStyle w:val="Hyperlink"/>
+                </w:rPr>
+                <w:t xml:space="preserve">6</w:t>
+              </w:r>
+            </w:hyperlink>
           </w:p>
         </w:tc>
       </w:tr>
@@ -551,9 +608,28 @@
             <w:pPr>
               <w:pStyle w:val="Compact"/>
             </w:pPr>
-            <w:r>
-              <w:t xml:space="preserve">1, 5</w:t>
-            </w:r>
+            <w:hyperlink r:id="rId23">
+              <w:r>
+                <w:rPr>
+                  <w:rStyle w:val="Hyperlink"/>
+                </w:rPr>
+                <w:t xml:space="preserve">1</w:t>
+              </w:r>
+            </w:hyperlink>
+            <w:r>
+              <w:t xml:space="preserve">,</w:t>
+            </w:r>
+            <w:r>
+              <w:t xml:space="preserve"> </w:t>
+            </w:r>
+            <w:hyperlink r:id="rId28">
+              <w:r>
+                <w:rPr>
+                  <w:rStyle w:val="Hyperlink"/>
+                </w:rPr>
+                <w:t xml:space="preserve">5</w:t>
+              </w:r>
+            </w:hyperlink>
           </w:p>
         </w:tc>
       </w:tr>
@@ -608,7 +684,7 @@
         </w:tc>
       </w:tr>
     </w:tbl>
-    <w:bookmarkStart w:id="23" w:name="ara-raporda-bulunması-gereken-bölümler"/>
+    <w:bookmarkStart w:id="29" w:name="ara-raporda-bulunması-gereken-bölümler"/>
     <w:p>
       <w:pPr>
         <w:pStyle w:val="Heading3"/>
@@ -1152,9 +1228,9 @@
         </w:pict>
       </w:r>
     </w:p>
-    <w:bookmarkEnd w:id="23"/>
-    <w:bookmarkEnd w:id="24"/>
-    <w:bookmarkStart w:id="28" w:name="hafta-hafta-hazırlık-kontrol-listesi"/>
+    <w:bookmarkEnd w:id="29"/>
+    <w:bookmarkEnd w:id="30"/>
+    <w:bookmarkStart w:id="34" w:name="hafta-hafta-hazırlık-kontrol-listesi"/>
     <w:p>
       <w:pPr>
         <w:pStyle w:val="Heading2"/>
@@ -1196,20 +1272,20 @@
       <w:r>
         <w:drawing>
           <wp:inline>
-            <wp:extent cx="5759999" cy="2687780"/>
+            <wp:extent cx="5759999" cy="3319510"/>
             <wp:effectExtent b="0" l="0" r="0" t="0"/>
-            <wp:docPr descr="RAP1 teslim içeriği" title="" id="26" name="Picture"/>
+            <wp:docPr descr="RAP1 teslim içeriği" title="" id="32" name="Picture"/>
             <a:graphic>
               <a:graphicData uri="http://schemas.openxmlformats.org/drawingml/2006/picture">
                 <pic:pic>
                   <pic:nvPicPr>
-                    <pic:cNvPr descr="h07-02-rap1.png" id="27" name="Picture"/>
+                    <pic:cNvPr descr="h07-02-rap1.png" id="33" name="Picture"/>
                     <pic:cNvPicPr>
                       <a:picLocks noChangeArrowheads="1" noChangeAspect="1"/>
                     </pic:cNvPicPr>
                   </pic:nvPicPr>
                   <pic:blipFill>
-                    <a:blip r:embed="rId25"/>
+                    <a:blip r:embed="rId31"/>
                     <a:stretch>
                       <a:fillRect/>
                     </a:stretch>
@@ -1217,7 +1293,7 @@
                   <pic:spPr bwMode="auto">
                     <a:xfrm>
                       <a:off x="0" y="0"/>
-                      <a:ext cx="5759999" cy="2687780"/>
+                      <a:ext cx="5759999" cy="3319510"/>
                     </a:xfrm>
                     <a:prstGeom prst="rect">
                       <a:avLst/>
@@ -1250,6 +1326,25 @@
     </w:p>
     <w:p>
       <w:pPr>
+        <w:pStyle w:val="BlockText"/>
+      </w:pPr>
+      <w:r>
+        <w:t xml:space="preserve">Kaynak:</w:t>
+      </w:r>
+      <w:r>
+        <w:t xml:space="preserve"> </w:t>
+      </w:r>
+      <w:hyperlink r:id="rId23">
+        <w:r>
+          <w:rPr>
+            <w:rStyle w:val="Hyperlink"/>
+          </w:rPr>
+          <w:t xml:space="preserve">Hafta 1 · Dönem projesi</w:t>
+        </w:r>
+      </w:hyperlink>
+    </w:p>
+    <w:p>
+      <w:pPr>
         <w:pStyle w:val="Compact"/>
         <w:numPr>
           <w:ilvl w:val="0"/>
@@ -1363,6 +1458,25 @@
     </w:p>
     <w:p>
       <w:pPr>
+        <w:pStyle w:val="BlockText"/>
+      </w:pPr>
+      <w:r>
+        <w:t xml:space="preserve">Kaynak:</w:t>
+      </w:r>
+      <w:r>
+        <w:t xml:space="preserve"> </w:t>
+      </w:r>
+      <w:hyperlink r:id="rId24">
+        <w:r>
+          <w:rPr>
+            <w:rStyle w:val="Hyperlink"/>
+          </w:rPr>
+          <w:t xml:space="preserve">Hafta 2 · Dönem projesi</w:t>
+        </w:r>
+      </w:hyperlink>
+    </w:p>
+    <w:p>
+      <w:pPr>
         <w:pStyle w:val="Compact"/>
         <w:numPr>
           <w:ilvl w:val="0"/>
@@ -1443,6 +1557,25 @@
     </w:p>
     <w:p>
       <w:pPr>
+        <w:pStyle w:val="BlockText"/>
+      </w:pPr>
+      <w:r>
+        <w:t xml:space="preserve">Kaynak:</w:t>
+      </w:r>
+      <w:r>
+        <w:t xml:space="preserve"> </w:t>
+      </w:r>
+      <w:hyperlink r:id="rId25">
+        <w:r>
+          <w:rPr>
+            <w:rStyle w:val="Hyperlink"/>
+          </w:rPr>
+          <w:t xml:space="preserve">Hafta 3 · Dönem projesi</w:t>
+        </w:r>
+      </w:hyperlink>
+    </w:p>
+    <w:p>
+      <w:pPr>
         <w:pStyle w:val="Compact"/>
         <w:numPr>
           <w:ilvl w:val="0"/>
@@ -1519,6 +1652,25 @@
     </w:p>
     <w:p>
       <w:pPr>
+        <w:pStyle w:val="BlockText"/>
+      </w:pPr>
+      <w:r>
+        <w:t xml:space="preserve">Kaynak:</w:t>
+      </w:r>
+      <w:r>
+        <w:t xml:space="preserve"> </w:t>
+      </w:r>
+      <w:hyperlink r:id="rId26">
+        <w:r>
+          <w:rPr>
+            <w:rStyle w:val="Hyperlink"/>
+          </w:rPr>
+          <w:t xml:space="preserve">Hafta 4 · Dönem projesi</w:t>
+        </w:r>
+      </w:hyperlink>
+    </w:p>
+    <w:p>
+      <w:pPr>
         <w:pStyle w:val="Compact"/>
         <w:numPr>
           <w:ilvl w:val="0"/>
@@ -1586,7 +1738,7 @@
         </w:numPr>
       </w:pPr>
       <w:r>
-        <w:t xml:space="preserve">Sürümde günlük yok, hassas dizge</w:t>
+        <w:t xml:space="preserve">Sürümde günlük yok, hassas dize (string)</w:t>
       </w:r>
       <w:r>
         <w:t xml:space="preserve"> </w:t>
@@ -1618,6 +1770,25 @@
     </w:p>
     <w:p>
       <w:pPr>
+        <w:pStyle w:val="BlockText"/>
+      </w:pPr>
+      <w:r>
+        <w:t xml:space="preserve">Kaynak:</w:t>
+      </w:r>
+      <w:r>
+        <w:t xml:space="preserve"> </w:t>
+      </w:r>
+      <w:hyperlink r:id="rId28">
+        <w:r>
+          <w:rPr>
+            <w:rStyle w:val="Hyperlink"/>
+          </w:rPr>
+          <w:t xml:space="preserve">Hafta 5 · Dönem projesi</w:t>
+        </w:r>
+      </w:hyperlink>
+    </w:p>
+    <w:p>
+      <w:pPr>
         <w:pStyle w:val="Compact"/>
         <w:numPr>
           <w:ilvl w:val="0"/>
@@ -1654,6 +1825,25 @@
     </w:p>
     <w:p>
       <w:pPr>
+        <w:pStyle w:val="BlockText"/>
+      </w:pPr>
+      <w:r>
+        <w:t xml:space="preserve">Kaynak:</w:t>
+      </w:r>
+      <w:r>
+        <w:t xml:space="preserve"> </w:t>
+      </w:r>
+      <w:hyperlink r:id="rId27">
+        <w:r>
+          <w:rPr>
+            <w:rStyle w:val="Hyperlink"/>
+          </w:rPr>
+          <w:t xml:space="preserve">Hafta 6 · Dönem projesi</w:t>
+        </w:r>
+      </w:hyperlink>
+    </w:p>
+    <w:p>
+      <w:pPr>
         <w:pStyle w:val="Compact"/>
         <w:numPr>
           <w:ilvl w:val="0"/>
@@ -1695,8 +1885,8 @@
         </w:pict>
       </w:r>
     </w:p>
-    <w:bookmarkEnd w:id="28"/>
-    <w:bookmarkStart w:id="34" w:name="gösterim-önerilen-akış"/>
+    <w:bookmarkEnd w:id="34"/>
+    <w:bookmarkStart w:id="40" w:name="gösterim-önerilen-akış"/>
     <w:p>
       <w:pPr>
         <w:pStyle w:val="Heading2"/>
@@ -1726,20 +1916,20 @@
       <w:r>
         <w:drawing>
           <wp:inline>
-            <wp:extent cx="5759999" cy="2470728"/>
+            <wp:extent cx="5759999" cy="1837759"/>
             <wp:effectExtent b="0" l="0" r="0" t="0"/>
-            <wp:docPr descr="Gösterimde sık yapılan hatalar" title="" id="30" name="Picture"/>
+            <wp:docPr descr="Gösterimde sık yapılan hatalar" title="" id="36" name="Picture"/>
             <a:graphic>
               <a:graphicData uri="http://schemas.openxmlformats.org/drawingml/2006/picture">
                 <pic:pic>
                   <pic:nvPicPr>
-                    <pic:cNvPr descr="h07-03-sik-hatalar.png" id="31" name="Picture"/>
+                    <pic:cNvPr descr="h07-03-sik-hatalar.png" id="37" name="Picture"/>
                     <pic:cNvPicPr>
                       <a:picLocks noChangeArrowheads="1" noChangeAspect="1"/>
                     </pic:cNvPicPr>
                   </pic:nvPicPr>
                   <pic:blipFill>
-                    <a:blip r:embed="rId29"/>
+                    <a:blip r:embed="rId35"/>
                     <a:stretch>
                       <a:fillRect/>
                     </a:stretch>
@@ -1747,7 +1937,7 @@
                   <pic:spPr bwMode="auto">
                     <a:xfrm>
                       <a:off x="0" y="0"/>
-                      <a:ext cx="5759999" cy="2470728"/>
+                      <a:ext cx="5759999" cy="1837759"/>
                     </a:xfrm>
                     <a:prstGeom prst="rect">
                       <a:avLst/>
@@ -2011,7 +2201,7 @@
         <w:t xml:space="preserve">henüz yoktur.</w:t>
       </w:r>
     </w:p>
-    <w:bookmarkStart w:id="32" w:name="gösterimde-sorulabilecek-örnek-sorular"/>
+    <w:bookmarkStart w:id="38" w:name="gösterimde-sorulabilecek-örnek-sorular"/>
     <w:p>
       <w:pPr>
         <w:pStyle w:val="Heading3"/>
@@ -2110,8 +2300,8 @@
         <w:t xml:space="preserve">Tehdit tablonuzdaki T3 için önlem hangi bölümde anlatılıyor ve nasıl test edildi?</w:t>
       </w:r>
     </w:p>
-    <w:bookmarkEnd w:id="32"/>
-    <w:bookmarkStart w:id="33" w:name="sık-yapılan-hatalar"/>
+    <w:bookmarkEnd w:id="38"/>
+    <w:bookmarkStart w:id="39" w:name="sık-yapılan-hatalar"/>
     <w:p>
       <w:pPr>
         <w:pStyle w:val="Heading3"/>
@@ -2316,9 +2506,9 @@
         </w:pict>
       </w:r>
     </w:p>
-    <w:bookmarkEnd w:id="33"/>
-    <w:bookmarkEnd w:id="34"/>
-    <w:bookmarkStart w:id="38" w:name="akademik-dürüstlük"/>
+    <w:bookmarkEnd w:id="39"/>
+    <w:bookmarkEnd w:id="40"/>
+    <w:bookmarkStart w:id="44" w:name="akademik-dürüstlük"/>
     <w:p>
       <w:pPr>
         <w:pStyle w:val="Heading2"/>
@@ -2366,20 +2556,20 @@
       <w:r>
         <w:drawing>
           <wp:inline>
-            <wp:extent cx="5759999" cy="2283460"/>
+            <wp:extent cx="5759999" cy="1265750"/>
             <wp:effectExtent b="0" l="0" r="0" t="0"/>
-            <wp:docPr descr="Rubriğin okunuşu" title="" id="36" name="Picture"/>
+            <wp:docPr descr="Rubriğin okunuşu" title="" id="42" name="Picture"/>
             <a:graphic>
               <a:graphicData uri="http://schemas.openxmlformats.org/drawingml/2006/picture">
                 <pic:pic>
                   <pic:nvPicPr>
-                    <pic:cNvPr descr="h07-04-rubrik.png" id="37" name="Picture"/>
+                    <pic:cNvPr descr="h07-04-rubrik.png" id="43" name="Picture"/>
                     <pic:cNvPicPr>
                       <a:picLocks noChangeArrowheads="1" noChangeAspect="1"/>
                     </pic:cNvPicPr>
                   </pic:nvPicPr>
                   <pic:blipFill>
-                    <a:blip r:embed="rId35"/>
+                    <a:blip r:embed="rId41"/>
                     <a:stretch>
                       <a:fillRect/>
                     </a:stretch>
@@ -2387,7 +2577,7 @@
                   <pic:spPr bwMode="auto">
                     <a:xfrm>
                       <a:off x="0" y="0"/>
-                      <a:ext cx="5759999" cy="2283460"/>
+                      <a:ext cx="5759999" cy="1265750"/>
                     </a:xfrm>
                     <a:prstGeom prst="rect">
                       <a:avLst/>
@@ -2413,8 +2603,8 @@
         </w:pict>
       </w:r>
     </w:p>
-    <w:bookmarkEnd w:id="38"/>
-    <w:bookmarkStart w:id="39" w:name="gösterimden-sonra"/>
+    <w:bookmarkEnd w:id="44"/>
+    <w:bookmarkStart w:id="46" w:name="gösterimden-sonra"/>
     <w:p>
       <w:pPr>
         <w:pStyle w:val="Heading2"/>
@@ -2450,17 +2640,22 @@
       <w:r>
         <w:t xml:space="preserve">olarak yazın (bulgu, önem, düzeltme planı, hedef tarih). Bu liste,</w:t>
       </w:r>
-    </w:p>
-    <w:p>
-      <w:pPr>
-        <w:pStyle w:val="Compact"/>
-        <w:numPr>
-          <w:ilvl w:val="1"/>
-          <w:numId w:val="1026"/>
-        </w:numPr>
-      </w:pPr>
-      <w:r>
-        <w:t xml:space="preserve">haftada göreceğimiz değerlendirme sürecinin küçük bir modelidir.</w:t>
+      <w:r>
+        <w:t xml:space="preserve"> </w:t>
+      </w:r>
+      <w:hyperlink r:id="rId45">
+        <w:r>
+          <w:rPr>
+            <w:rStyle w:val="Hyperlink"/>
+          </w:rPr>
+          <w:t xml:space="preserve">12. haftada</w:t>
+        </w:r>
+      </w:hyperlink>
+      <w:r>
+        <w:t xml:space="preserve"> </w:t>
+      </w:r>
+      <w:r>
+        <w:t xml:space="preserve">göreceğimiz değerlendirme sürecinin küçük bir modelidir.</w:t>
       </w:r>
     </w:p>
     <w:p>
@@ -2487,8 +2682,8 @@
         <w:t xml:space="preserve">matrisi) 9–14. haftaların konularıyla doldurulacak.</w:t>
       </w:r>
     </w:p>
-    <w:bookmarkEnd w:id="39"/>
-    <w:bookmarkEnd w:id="40"/>
+    <w:bookmarkEnd w:id="46"/>
+    <w:bookmarkEnd w:id="47"/>
     <w:sectPr>
       <w:headerReference r:id="rId9" w:type="default"/>
       <w:footerReference r:id="rId10" w:type="default"/>
@@ -2968,91 +3163,6 @@
       <w:rPr>
         <w:rFonts w:ascii="Wingdings" w:hAnsi="Wingdings" w:cs="Wingdings" w:hint="default"/>
       </w:rPr>
-    </w:lvl>
-  </w:abstractNum>
-  <w:abstractNum w:abstractNumId="994112">
-    <w:nsid w:val="0A994112"/>
-    <w:multiLevelType w:val="multilevel"/>
-    <w:lvl w:ilvl="0">
-      <w:start w:val="12"/>
-      <w:numFmt w:val="decimal"/>
-      <w:lvlText w:val="%1."/>
-      <w:lvlJc w:val="left"/>
-      <w:pPr>
-        <w:ind w:left="720" w:hanging="360"/>
-      </w:pPr>
-    </w:lvl>
-    <w:lvl w:ilvl="1">
-      <w:start w:val="12"/>
-      <w:numFmt w:val="decimal"/>
-      <w:lvlText w:val="%2."/>
-      <w:lvlJc w:val="left"/>
-      <w:pPr>
-        <w:ind w:left="1440" w:hanging="360"/>
-      </w:pPr>
-    </w:lvl>
-    <w:lvl w:ilvl="2">
-      <w:start w:val="12"/>
-      <w:numFmt w:val="decimal"/>
-      <w:lvlText w:val="%3."/>
-      <w:lvlJc w:val="left"/>
-      <w:pPr>
-        <w:ind w:left="2160" w:hanging="360"/>
-      </w:pPr>
-    </w:lvl>
-    <w:lvl w:ilvl="3">
-      <w:start w:val="12"/>
-      <w:numFmt w:val="decimal"/>
-      <w:lvlText w:val="%4."/>
-      <w:lvlJc w:val="left"/>
-      <w:pPr>
-        <w:ind w:left="2880" w:hanging="360"/>
-      </w:pPr>
-    </w:lvl>
-    <w:lvl w:ilvl="4">
-      <w:start w:val="12"/>
-      <w:numFmt w:val="decimal"/>
-      <w:lvlText w:val="%5."/>
-      <w:lvlJc w:val="left"/>
-      <w:pPr>
-        <w:ind w:left="3600" w:hanging="360"/>
-      </w:pPr>
-    </w:lvl>
-    <w:lvl w:ilvl="5">
-      <w:start w:val="12"/>
-      <w:numFmt w:val="decimal"/>
-      <w:lvlText w:val="%6."/>
-      <w:lvlJc w:val="left"/>
-      <w:pPr>
-        <w:ind w:left="4320" w:hanging="360"/>
-      </w:pPr>
-    </w:lvl>
-    <w:lvl w:ilvl="6">
-      <w:start w:val="12"/>
-      <w:numFmt w:val="decimal"/>
-      <w:lvlText w:val="%7."/>
-      <w:lvlJc w:val="left"/>
-      <w:pPr>
-        <w:ind w:left="5040" w:hanging="360"/>
-      </w:pPr>
-    </w:lvl>
-    <w:lvl w:ilvl="7">
-      <w:start w:val="12"/>
-      <w:numFmt w:val="decimal"/>
-      <w:lvlText w:val="%8."/>
-      <w:lvlJc w:val="left"/>
-      <w:pPr>
-        <w:ind w:left="5760" w:hanging="360"/>
-      </w:pPr>
-    </w:lvl>
-    <w:lvl w:ilvl="8">
-      <w:start w:val="12"/>
-      <w:numFmt w:val="decimal"/>
-      <w:lvlText w:val="%9."/>
-      <w:lvlJc w:val="left"/>
-      <w:pPr>
-        <w:ind w:left="6480" w:hanging="360"/>
-      </w:pPr>
     </w:lvl>
   </w:abstractNum>
   <w:num w:numId="1000">
@@ -3159,36 +3269,6 @@
   </w:num>
   <w:num w:numId="1025">
     <w:abstractNumId w:val="991"/>
-  </w:num>
-  <w:num w:numId="1026">
-    <w:abstractNumId w:val="994112"/>
-    <w:lvlOverride w:ilvl="0">
-      <w:startOverride w:val="12"/>
-    </w:lvlOverride>
-    <w:lvlOverride w:ilvl="1">
-      <w:startOverride w:val="12"/>
-    </w:lvlOverride>
-    <w:lvlOverride w:ilvl="2">
-      <w:startOverride w:val="12"/>
-    </w:lvlOverride>
-    <w:lvlOverride w:ilvl="3">
-      <w:startOverride w:val="12"/>
-    </w:lvlOverride>
-    <w:lvlOverride w:ilvl="4">
-      <w:startOverride w:val="12"/>
-    </w:lvlOverride>
-    <w:lvlOverride w:ilvl="5">
-      <w:startOverride w:val="12"/>
-    </w:lvlOverride>
-    <w:lvlOverride w:ilvl="6">
-      <w:startOverride w:val="12"/>
-    </w:lvlOverride>
-    <w:lvlOverride w:ilvl="7">
-      <w:startOverride w:val="12"/>
-    </w:lvlOverride>
-    <w:lvlOverride w:ilvl="8">
-      <w:startOverride w:val="12"/>
-    </w:lvlOverride>
   </w:num>
 </w:numbering>
 </file>
